--- a/SICIP_Final_Report_A M Musa Shakib Khan.docx
+++ b/SICIP_Final_Report_A M Musa Shakib Khan.docx
@@ -417,6 +417,25 @@
           <w:rtl w:val="0"/>
         </w:rPr>
       </w:r>
+    </w:p>
+    <w:p>
+      <w:r>
+        <w:rPr>
+          <w:b/>
+          <w:sz w:val="24"/>
+        </w:rPr>
+        <w:t xml:space="preserve">GitHub Repository: </w:t>
+      </w:r>
+      <w:hyperlink r:id="rId14">
+        <w:r>
+          <w:rPr>
+            <w:color w:val="0563C1"/>
+            <w:u w:val="single"/>
+            <w:sz w:val="24"/>
+          </w:rPr>
+          <w:t xml:space="preserve">https://github.com/thegreatone9/CephalometryLandmarkDetection</w:t>
+        </w:r>
+      </w:hyperlink>
     </w:p>
     <w:p>
       <w:pPr>
